--- a/zht/docx/42.content.docx
+++ b/zht/docx/42.content.docx
@@ -163,13 +163,6 @@
         <w:rPr>
           <w:lang w:val="zh_TW" w:bidi="zh_TW"/>
         </w:rPr>
-      </w:r>
-      <w:r>
-        <w:rPr>
-          <w:i/>
-          <w:lang w:val="zh_TW" w:bidi="zh_TW"/>
-        </w:rPr>
-        <w:t>路加福音 1:1, 路加福音 1:1–4, 路加福音 1:3, 路加福音 1:5, 路加福音 1:5–2.52, 路加福音 1:7, 路加福音 1:8–9, 路加福音 1:12–13, 路加福音 1:15, 路加福音 1:17, 路加福音 1:19, 路加福音 1:20, 路加福音 1:24, 路加福音 1:26, 路加福音 1:27, 路加福音 1:31, 路加福音 1:32–33, 路加福音 1:35, 路加福音 1:36, 路加福音 1:39, 路加福音 1:41, 路加福音 1:46–55, 路加福音 1:48, 路加福音 1:51, 路加福音 1:54–55, 路加福音 1:59, 路加福音 1:62–63, 路加福音 1:66, 路加福音 1:67–79, 路加福音 1:68, 路加福音 1:69, 路加福音 1:71, 路加福音 1:76–77, 路加福音 1:78, 路加福音 1:80, 路加福音 2:1, 路加福音 2:1–7, 路加福音 2:2, 路加福音 2:3–4, 路加福音 2:5, 路加福音 2:7, 路加福音 2:8, 路加福音 2:9–10, 路加福音 2:11, 路加福音 2:12, 路加福音 2:13, 路加福音 2:14, 路加福音 2:19, 路加福音 2:20, 路加福音 2:21, 路加福音 2:22, 路加福音 2:24, 路加福音 2:25, 路加福音 2:26, 路加福音 2:27, 路加福音 2:29–32, 路加福音 2:30, 路加福音 2:31, 路加福音 2:32, 路加福音 2:34, 路加福音 2:35, 路加福音 2:36–38, 路加福音 2:37, 路加福音 2:40, 路加福音 2:41, 路加福音 2:41–51, 路加福音 2:42, 路加福音 2:44, 路加福音 2:46, 路加福音 2:47, 路加福音 2:49, 路加福音 2:51, 路加福音 3:1, 路加福音 3:1–4.13, 路加福音 3:2, 路加福音 3:3, 路加福音 3:4–6, 路加福音 3:7, 路加福音 3:8, 路加福音 3:9, 路加福音 3:11, 路加福音 3:12, 路加福音 3:14, 路加福音 3:16, 路加福音 3:17, 路加福音 3:19–20, 路加福音 3:21, 路加福音 3:21–22, 路加福音 3:22, 路加福音 3:23, 路加福音 3:23–38, 路加福音 3:27, 路加福音 3:31, 路加福音 3:32, 路加福音 3:38, 路加福音 4:1–13, 路加福音 4:2, 路加福音 4:3, 路加福音 4:4, 路加福音 4:6, 路加福音 4:8, 路加福音 4:10–11, 路加福音 4:12, 路加福音 4:13, 路加福音 4:14, 路加福音 4:16–30, 路加福音 4:18–19, 路加福音 4:21, 路加福音 4:23, 路加福音 4:25–26, 路加福音 4:27, 路加福音 4:28, 路加福音 4:30, 路加福音 4:31, 路加福音 4:33, 路加福音 4:34, 路加福音 4:36, 路加福音 4:38, 路加福音 4:39, 路加福音 4:41, 路加福音 4:43, 路加福音 4:44, 路加福音 5:1–11, 路加福音 5:3, 路加福音 5:4, 路加福音 5:7, 路加福音 5:8, 路加福音 5:10, 路加福音 5:11, 路加福音 5:12, 路加福音 5:13, 路加福音 5:14, 路加福音 5:17, 路加福音 5:17–26, 路加福音 5:19, 路加福音 5:22, 路加福音 5:23–24, 路加福音 5:24, 路加福音 5:27, 路加福音 5:27–32, 路加福音 5:29, 路加福音 5:30, 路加福音 5:31–32, 路加福音 5:33, 路加福音 5:34–35, 路加福音 5:36–38, 路加福音 5:39, 路加福音 6:1, 路加福音 6:1–11, 路加福音 6:2, 路加福音 6:3, 路加福音 6:5, 路加福音 6:6–7, 路加福音 6:8, 路加福音 6:9, 路加福音 6:12, 路加福音 6:13, 路加福音 6:14, 路加福音 6:15, 路加福音 6:16, 路加福音 6:17, 路加福音 6:17–49, 路加福音 6:20–21, 路加福音 6:20–23, 路加福音 6:23, 路加福音 6:24–26, 路加福音 6:27, 路加福音 6:30, 路加福音 6:31, 路加福音 6:34–36, 路加福音 6:37–42, 路加福音 6:38, 路加福音 6:41, 路加福音 6:45, 路加福音 6:49, 路加福音 7:1–10, 路加福音 7:2, 路加福音 7:3, 路加福音 7:5, 路加福音 7:6, 路加福音 7:8, 路加福音 7:9, 路加福音 7:11, 路加福音 7:11–17, 路加福音 7:12, 路加福音 7:13–14, 路加福音 7:16, 路加福音 7:18–23, 路加福音 7:22, 路加福音 7:23, 路加福音 7:27, 路加福音 7:28, 路加福音 7:31–35, 路加福音 7:33, 路加福音 7:35, 路加福音 7:36, 路加福音 7:36–50, 路加福音 7:37, 路加福音 7:38, 路加福音 7:40, 路加福音 7:41, 路加福音 7:43, 路加福音 7:44–46, 路加福音 7:47, 路加福音 8:2, 路加福音 8:2–3, 路加福音 8:4–15, 路加福音 8:5, 路加福音 8:6, 路加福音 8:7, 路加福音 8:8, 路加福音 8:10, 路加福音 8:11, 路加福音 8:12, 路加福音 8:13, 路加福音 8:16–17, 路加福音 8:18, 路加福音 8:19–20, 路加福音 8:21, 路加福音 8:22–25, 路加福音 8:23, 路加福音 8:24, 路加福音 8:26, 路加福音 8:26–39, 路加福音 8:27, 路加福音 8:28, 路加福音 8:29, 路加福音 8:30, 路加福音 8:31, 路加福音 8:32, 路加福音 8:35, 路加福音 8:37, 路加福音 8:39, 路加福音 8:40–56, 路加福音 8:41, 路加福音 8:43, 路加福音 8:44, 路加福音 8:45, 路加福音 8:48, 路加福音 8:51, 路加福音 8:52, 路加福音 8:55, 路加福音 8:56, 路加福音 9:1–6, 路加福音 9:3, 路加福音 9:4, 路加福音 9:5, 路加福音 9:8, 路加福音 9:9, 路加福音 9:10, 路加福音 9:10–17, 路加福音 9:11, 路加福音 9:13, 路加福音 9:17, 路加福音 9:18–27, 路加福音 9:19, 路加福音 9:20, 路加福音 9:21–22, 路加福音 9:22, 路加福音 9:23, 路加福音 9:23–27, 路加福音 9:24, 路加福音 9:26, 路加福音 9:27, 路加福音 9:28, 路加福音 9:28–36, 路加福音 9:29, 路加福音 9:31, 路加福音 9:33, 路加福音 9:34, 路加福音 9:35, 路加福音 9:38, 路加福音 9:39, 路加福音 9:41, 路加福音 9:44, 路加福音 9:45, 路加福音 9:46, 路加福音 9:46–50, 路加福音 9:47, 路加福音 9:48, 路加福音 9:50, 路加福音 9:51, 路加福音 9:51–19.44, 路加福音 9:52–53, 路加福音 9:54, 路加福音 9:57–62, 路加福音 9:58, 路加福音 9:59, 路加福音 9:61–62, 路加福音 10:1–20, 路加福音 10:2, 路加福音 10:3, 路加福音 10:4, 路加福音 10:5, 路加福音 10:7, 路加福音 10:9, 路加福音 10:11, 路加福音 10:12, 路加福音 10:13, 路加福音 10:15, 路加福音 10:18, 路加福音 10:19, 路加福音 10:20, 路加福音 10:21, 路加福音 10:22, 路加福音 10:23, 路加福音 10:25, 路加福音 10:27, 路加福音 10:28, 路加福音 10:29, 路加福音 10:30, 路加福音 10:30–37, 路加福音 10:31, 路加福音 10:32, 路加福音 10:33, 路加福音 10:34, 路加福音 10:38–42, 路加福音 10:39, 路加福音 10:40, 路加福音 10:42, 路加福音 11:1, 路加福音 11:2–4, 路加福音 11:4, 路加福音 11:6, 路加福音 11:8, 路加福音 11:11–12, 路加福音 11:13, 路加福音 11:14, 路加福音 11:14–32, 路加福音 11:15, 路加福音 11:17, 路加福音 11:20, 路加福音 11:21–22, 路加福音 11:23, 路加福音 11:26, 路加福音 11:28, 路加福音 11:29–30, 路加福音 11:31, 路加福音 11:33, 路加福音 11:35–36, 路加福音 11:37, 路加福音 11:38, 路加福音 11:39, 路加福音 11:41, 路加福音 11:42, 路加福音 11:42–52, 路加福音 11:43, 路加福音 11:44, 路加福音 11:45, 路加福音 11:46, 路加福音 11:48, 路加福音 11:49, 路加福音 11:51, 路加福音 11:52, 路加福音 12:1, 路加福音 12:2–3, 路加福音 12:5, 路加福音 12:6, 路加福音 12:8, 路加福音 12:10, 路加福音 12:11–12, 路加福音 12:13, 路加福音 12:13–21, 路加福音 12:15, 路加福音 12:16–20, 路加福音 12:19–20, 路加福音 12:22–34, 路加福音 12:24, 路加福音 12:25, 路加福音 12:27, 路加福音 12:30, 路加福音 12:31, 路加福音 12:32, 路加福音 12:33, 路加福音 12:35, 路加福音 12:35–48, 路加福音 12:36, 路加福音 12:37, 路加福音 12:40, 路加福音 12:42, 路加福音 12:44, 路加福音 12:46, 路加福音 12:47–48, 路加福音 12:49, 路加福音 12:50, 路加福音 12:51–53, 路加福音 12:53, 路加福音 12:54, 路加福音 12:55, 路加福音 12:58, 路加福音 13:1, 路加福音 13:1–4, 路加福音 13:4, 路加福音 13:6, 路加福音 13:6–9, 路加福音 13:9, 路加福音 13:10, 路加福音 13:11, 路加福音 13:14, 路加福音 13:15–16, 路加福音 13:17, 路加福音 13:18–21, 路加福音 13:19, 路加福音 13:21, 路加福音 13:23, 路加福音 13:25, 路加福音 13:28, 路加福音 13:29, 路加福音 13:32, 路加福音 13:33, 路加福音 13:34, 路加福音 13:35, 路加福音 14:1, 路加福音 14:2, 路加福音 14:3, 路加福音 14:5, 路加福音 14:7, 路加福音 14:8, 路加福音 14:9, 路加福音 14:12–13, 路加福音 14:14, 路加福音 14:15–24, 路加福音 14:17, 路加福音 14:18, 路加福音 14:19, 路加福音 14:20, 路加福音 14:21, 路加福音 14:23, 路加福音 14:25–35, 路加福音 14:26, 路加福音 14:27, 路加福音 14:34, 路加福音 14:35, 路加福音 15:1, 路加福音 15:1–32, 路加福音 15:2, 路加福音 15:4, 路加福音 15:8, 路加福音 15:11–32, 路加福音 15:12, 路加福音 15:13, 路加福音 15:15, 路加福音 15:20, 路加福音 15:21, 路加福音 15:22, 路加福音 15:23, 路加福音 15:28, 路加福音 15:30, 路加福音 15:31, 路加福音 16:1, 路加福音 16:2, 路加福音 16:3, 路加福音 16:5–7, 路加福音 16:6, 路加福音 16:7, 路加福音 16:8, 路加福音 16:8–9, 路加福音 16:9, 路加福音 16:13, 路加福音 16:14, 路加福音 16:16, 路加福音 16:17, 路加福音 16:18, 路加福音 16:19, 路加福音 16:19–31, 路加福音 16:21, 路加福音 16:22, 路加福音 16:23, 路加福音 16:24, 路加福音 16:26, 路加福音 16:31, 路加福音 17:1, 路加福音 17:2, 路加福音 17:4, 路加福音 17:6, 路加福音 17:7–10, 路加福音 17:11, 路加福音 17:11–19, 路加福音 17:12, 路加福音 17:14, 路加福音 17:16, 路加福音 17:19, 路加福音 17:20–21, 路加福音 17:20–37, 路加福音 17:22, 路加福音 17:23–24, 路加福音 17:25, 路加福音 17:26–29, 路加福音 17:32–33, 路加福音 17:34–35, 路加福音 17:37, 路加福音 18:1–8, 路加福音 18:2, 路加福音 18:3, 路加福音 18:5, 路加福音 18:7, 路加福音 18:8, 路加福音 18:9–14, 路加福音 18:10, 路加福音 18:12, 路加福音 18:13, 路加福音 18:14, 路加福音 18:15–17, 路加福音 18:17, 路加福音 18:18, 路加福音 18:18–30, 路加福音 18:19, 路加福音 18:20, 路加福音 18:21, 路加福音 18:22, 路加福音 18:24–25, 路加福音 18:27, 路加福音 18:28–30, 路加福音 18:30, 路加福音 18:31, 路加福音 18:31–34, 路加福音 18:32–33, 路加福音 18:34, 路加福音 18:35, 路加福音 18:35–43, 路加福音 18:38, 路加福音 19:1–10, 路加福音 19:2, 路加福音 19:4, 路加福音 19:5, 路加福音 19:7, 路加福音 19:8, 路加福音 19:9, 路加福音 19:10, 路加福音 19:11–27, 路加福音 19:12, 路加福音 19:14, 路加福音 19:17, 路加福音 19:23, 路加福音 19:26, 路加福音 19:27, 路加福音 19:28–40, 路加福音 19:29, 路加福音 19:30, 路加福音 19:31, 路加福音 19:36, 路加福音 19:38, 路加福音 19:40, 路加福音 19:42, 路加福音 19:43–44, 路加福音 19:45, 路加福音 19:45–48, 路加福音 19:47, 路加福音 20:1, 路加福音 20:1–47, 路加福音 20:2, 路加福音 20:4–6, 路加福音 20:6, 路加福音 20:7–8, 路加福音 20:9, 路加福音 20:9–19, 路加福音 20:10, 路加福音 20:13, 路加福音 20:14, 路加福音 20:17, 路加福音 20:18, 路加福音 20:19, 路加福音 20:20–26, 路加福音 20:21, 路加福音 20:22, 路加福音 20:24, 路加福音 20:25, 路加福音 20:27, 路加福音 20:28, 路加福音 20:29–33, 路加福音 20:33, 路加福音 20:35, 路加福音 20:36, 路加福音 20:37, 路加福音 20:39, 路加福音 20:40, 路加福音 20:41, 路加福音 20:41–44, 路加福音 20:42–43, 路加福音 20:44, 路加福音 20:46–47, 路加福音 20:47, 路加福音 21:1, 路加福音 21:1–4, 路加福音 21:2, 路加福音 21:4, 路加福音 21:5, 路加福音 21:5–38, 路加福音 21:6, 路加福音 21:8, 路加福音 21:8–11, 路加福音 21:11, 路加福音 21:12, 路加福音 21:12–19, 路加福音 21:15, 路加福音 21:16, 路加福音 21:18–19, 路加福音 21:20–24, 路加福音 21:21, 路加福音 21:22, 路加福音 21:24, 路加福音 21:25, 路加福音 21:31, 路加福音 21:32, 路加福音 21:33, 路加福音 21:34, 路加福音 21:36, 路加福音 22:1, 路加福音 22:1–6, 路加福音 22:3, 路加福音 22:4, 路加福音 22:5, 路加福音 22:6, 路加福音 22:7, 路加福音 22:7–30, 路加福音 22:8, 路加福音 22:10, 路加福音 22:11–12, 路加福音 22:14, 路加福音 22:15, 路加福音 22:16, 路加福音 22:17, 路加福音 22:19–20, 路加福音 22:20, 路加福音 22:21–22, 路加福音 22:22, 路加福音 22:24, 路加福音 22:25, 路加福音 22:27, 路加福音 22:29–30, 路加福音 22:30, 路加福音 22:31, 路加福音 22:32, 路加福音 22:33, 路加福音 22:34, 路加福音 22:36, 路加福音 22:38, 路加福音 22:39, 路加福音 22:42, 路加福音 22:43, 路加福音 22:44, 路加福音 22:45–46, 路加福音 22:47, 路加福音 22:51, 路加福音 22:52, 路加福音 22:54, 路加福音 22:59, 路加福音 22:61, 路加福音 22:63, 路加福音 22:64, 路加福音 22:66, 路加福音 22:67–68, 路加福音 22:69, 路加福音 22:70, 路加福音 22:71, 路加福音 23:1, 路加福音 23:2, 路加福音 23:3, 路加福音 23:4, 路加福音 23:5, 路加福音 23:6–7, 路加福音 23:8, 路加福音 23:9, 路加福音 23:12, 路加福音 23:14–15, 路加福音 23:16–18, 路加福音 23:19, 路加福音 23:24, 路加福音 23:26, 路加福音 23:28, 路加福音 23:29, 路加福音 23:30, 路加福音 23:31, 路加福音 23:33, 路加福音 23:34, 路加福音 23:35, 路加福音 23:36, 路加福音 23:38, 路加福音 23:42, 路加福音 23:43, 路加福音 23:44, 路加福音 23:45, 路加福音 23:46, 路加福音 23:47, 路加福音 23:48, 路加福音 23:50–51, 路加福音 23:52, 路加福音 23:53, 路加福音 23:54, 路加福音 23:55–56, 路加福音 24:1, 路加福音 24:1–12, 路加福音 24:2, 路加福音 24:4, 路加福音 24:5–7, 路加福音 24:7, 路加福音 24:9, 路加福音 24:10, 路加福音 24:12, 路加福音 24:13, 路加福音 24:13–34, 路加福音 24:16, 路加福音 24:18, 路加福音 24:19, 路加福音 24:21, 路加福音 24:22, 路加福音 24:25–26, 路加福音 24:27, 路加福音 24:29, 路加福音 24:30, 路加福音 24:31, 路加福音 24:34, 路加福音 24:39, 路加福音 24:44, 路加福音 24:46, 路加福音 24:47, 路加福音 24:48, 路加福音 24:49, 路加福音 24:50, 路加福音 24:50–53, 路加福音 24:51, 路加福音 24:53</w:t>
       </w:r>
       <w:r>
         <w:rPr>

--- a/zht/docx/42.content.docx
+++ b/zht/docx/42.content.docx
@@ -150,19 +150,6 @@
           <w:lang w:val="zh_TW" w:bidi="zh_TW"/>
         </w:rPr>
         <w:t>LUK</w:t>
-      </w:r>
-      <w:r>
-        <w:rPr>
-          <w:lang w:val="zh_TW" w:bidi="zh_TW"/>
-        </w:rPr>
-      </w:r>
-    </w:p>
-    <w:p>
-      <w:pPr/>
-      <w:r>
-        <w:rPr>
-          <w:lang w:val="zh_TW" w:bidi="zh_TW"/>
-        </w:rPr>
       </w:r>
       <w:r>
         <w:rPr>

--- a/zht/docx/42.content.docx
+++ b/zht/docx/42.content.docx
@@ -19,7 +19,7 @@
         <w:rPr>
           <w:lang w:val="zh_TW" w:bidi="zh_TW"/>
         </w:rPr>
-        <w:t>Resource: 研讀筆記 (Tyndale)</w:t>
+        <w:t>Resource: Tyndale Open Study Notes</w:t>
       </w:r>
       <w:r>
         <w:rPr>
@@ -112,7 +112,7 @@
         <w:rPr>
           <w:lang w:val="zh_TW" w:bidi="zh_TW"/>
         </w:rPr>
-        <w:t>研讀筆記 (Tyndale)</w:t>
+        <w:t>Tyndale Open Study Notes</w:t>
       </w:r>
     </w:p>
     <w:p>

--- a/zht/docx/42.content.docx
+++ b/zht/docx/42.content.docx
@@ -19,7 +19,7 @@
         <w:rPr>
           <w:lang w:val="zh_TW" w:bidi="zh_TW"/>
         </w:rPr>
-        <w:t>Resource: Tyndale Open Study Notes</w:t>
+        <w:t>Resource: Aquifer Open Study Notes</w:t>
       </w:r>
       <w:r>
         <w:rPr>
@@ -112,7 +112,7 @@
         <w:rPr>
           <w:lang w:val="zh_TW" w:bidi="zh_TW"/>
         </w:rPr>
-        <w:t>Tyndale Open Study Notes</w:t>
+        <w:t>Aquifer Open Study Notes</w:t>
       </w:r>
     </w:p>
     <w:p>
